--- a/document_templates/Tax Advisory/TX-01 Engagement Letter.docx
+++ b/document_templates/Tax Advisory/TX-01 Engagement Letter.docx
@@ -2,108 +2,226 @@
 <file path=word/document.xml><?xml version="1.0" encoding="utf-8"?>
 <w:document xmlns:wpc="http://schemas.microsoft.com/office/word/2010/wordprocessingCanvas" xmlns:mc="http://schemas.openxmlformats.org/markup-compatibility/2006" xmlns:o="urn:schemas-microsoft-com:office:office" xmlns:r="http://schemas.openxmlformats.org/officeDocument/2006/relationships" xmlns:m="http://schemas.openxmlformats.org/officeDocument/2006/math" xmlns:v="urn:schemas-microsoft-com:vml" xmlns:wp14="http://schemas.microsoft.com/office/word/2010/wordprocessingDrawing" xmlns:wp="http://schemas.openxmlformats.org/drawingml/2006/wordprocessingDrawing" xmlns:w10="urn:schemas-microsoft-com:office:word" xmlns:w="http://schemas.openxmlformats.org/wordprocessingml/2006/main" xmlns:w14="http://schemas.microsoft.com/office/word/2010/wordml" xmlns:w15="http://schemas.microsoft.com/office/word/2012/wordml" xmlns:wpg="http://schemas.microsoft.com/office/word/2010/wordprocessingGroup" xmlns:wpi="http://schemas.microsoft.com/office/word/2010/wordprocessingInk" xmlns:wne="http://schemas.microsoft.com/office/word/2006/wordml" xmlns:wps="http://schemas.microsoft.com/office/word/2010/wordprocessingShape" xmlns:cx="http://schemas.microsoft.com/office/drawing/2014/chartex" xmlns:cx1="http://schemas.microsoft.com/office/drawing/2015/9/8/chartex" xmlns:cx2="http://schemas.microsoft.com/office/drawing/2015/10/21/chartex" xmlns:cx3="http://schemas.microsoft.com/office/drawing/2016/5/9/chartex" xmlns:cx4="http://schemas.microsoft.com/office/drawing/2016/5/10/chartex" xmlns:cx5="http://schemas.microsoft.com/office/drawing/2016/5/11/chartex" xmlns:cx6="http://schemas.microsoft.com/office/drawing/2016/5/12/chartex" xmlns:cx7="http://schemas.microsoft.com/office/drawing/2016/5/13/chartex" xmlns:cx8="http://schemas.microsoft.com/office/drawing/2016/5/14/chartex" xmlns:aink="http://schemas.microsoft.com/office/drawing/2016/ink" xmlns:am3d="http://schemas.microsoft.com/office/drawing/2017/model3d" xmlns:w16cex="http://schemas.microsoft.com/office/word/2018/wordml/cex" xmlns:w16cid="http://schemas.microsoft.com/office/word/2016/wordml/cid" xmlns:w16="http://schemas.microsoft.com/office/word/2018/wordml" xmlns:w16sdtdh="http://schemas.microsoft.com/office/word/2020/wordml/sdtdatahash" xmlns:w16se="http://schemas.microsoft.com/office/word/2015/wordml/symex" mc:Ignorable="w14 w15 wp14">
   <w:body>
-    <w:p>
-      <w:pPr>
-        <w:spacing w:after="100"/>
+    <w:tbl>
+      <w:tblPr>
+        <w:tblW w:type="auto" w:w="0"/>
         <w:jc w:val="center"/>
-      </w:pPr>
-      <w:r>
-        <w:drawing>
-          <wp:inline distT="0" distB="0" distL="0" distR="0">
-            <wp:extent cx="857250" cy="857250"/>
-            <wp:effectExtent t="0" r="0" b="0" l="0"/>
-            <wp:docPr id="1" name="" descr="" title=""/>
-            <wp:cNvGraphicFramePr>
-              <a:graphicFrameLocks xmlns:a="http://schemas.openxmlformats.org/drawingml/2006/main" noChangeAspect="1"/>
-            </wp:cNvGraphicFramePr>
-            <a:graphic xmlns:a="http://schemas.openxmlformats.org/drawingml/2006/main">
-              <a:graphicData uri="http://schemas.openxmlformats.org/drawingml/2006/picture">
-                <pic:pic xmlns:pic="http://schemas.openxmlformats.org/drawingml/2006/picture">
-                  <pic:nvPicPr>
-                    <pic:cNvPr id="0" name="" descr=""/>
-                    <pic:cNvPicPr>
-                      <a:picLocks noChangeAspect="1" noChangeArrowheads="1"/>
-                    </pic:cNvPicPr>
-                  </pic:nvPicPr>
-                  <pic:blipFill>
-                    <a:blip r:embed="rId8" cstate="none"/>
-                    <a:srcRect/>
-                    <a:stretch>
-                      <a:fillRect/>
-                    </a:stretch>
-                  </pic:blipFill>
-                  <pic:spPr bwMode="auto">
-                    <a:xfrm>
-                      <a:off x="0" y="0"/>
-                      <a:ext cx="857250" cy="857250"/>
-                    </a:xfrm>
-                    <a:prstGeom prst="rect">
-                      <a:avLst/>
-                    </a:prstGeom>
-                  </pic:spPr>
-                </pic:pic>
-              </a:graphicData>
-            </a:graphic>
-          </wp:inline>
-        </w:drawing>
-      </w:r>
-    </w:p>
-    <w:p>
-      <w:pPr>
-        <w:spacing w:after="20"/>
-        <w:jc w:val="center"/>
-      </w:pPr>
-      <w:r>
-        <w:rPr>
-          <w:b/>
-          <w:bCs/>
-          <w:color w:val="B8934A"/>
-          <w:sz w:val="20"/>
-          <w:szCs w:val="20"/>
-        </w:rPr>
-        <w:t xml:space="preserve">Audit  ·  Assurance  ·  Consulting</w:t>
-      </w:r>
-    </w:p>
-    <w:p>
-      <w:pPr>
-        <w:spacing w:after="200"/>
-        <w:jc w:val="center"/>
-      </w:pPr>
-      <w:r>
-        <w:rPr>
-          <w:color w:val="666666"/>
-          <w:sz w:val="16"/>
-          <w:szCs w:val="16"/>
-        </w:rPr>
-        <w:t xml:space="preserve">2nd Floor, Michael House, 62 Nelson Mandela Avenue, Harare, Zimbabwe   ·   www.neverlank.co.zw</w:t>
-      </w:r>
-    </w:p>
-    <w:p>
-      <w:pPr>
-        <w:pBdr>
-          <w:bottom w:val="single" w:color="B8934A" w:sz="12" w:space="4"/>
-        </w:pBdr>
-        <w:spacing w:after="200"/>
-      </w:pPr>
-      <w:r>
-        <w:t xml:space="preserve"/>
-      </w:r>
-    </w:p>
-    <w:p>
-      <w:pPr>
-        <w:spacing w:after="60"/>
-        <w:jc w:val="center"/>
-      </w:pPr>
-      <w:r>
-        <w:rPr>
-          <w:b/>
-          <w:bCs/>
-          <w:color w:val="0F2942"/>
-          <w:sz w:val="26"/>
-          <w:szCs w:val="26"/>
-        </w:rPr>
-        <w:t xml:space="preserve">TAX / CGT ADVISORY ENGAGEMENT LETTER</w:t>
-      </w:r>
+        <w:tblBorders>
+          <w:top w:val="single" w:sz="0" w:space="0" w:color="0F2942"/>
+          <w:left w:val="single" w:sz="0" w:space="0" w:color="0F2942"/>
+          <w:bottom w:val="single" w:sz="0" w:space="0" w:color="0F2942"/>
+          <w:right w:val="single" w:sz="0" w:space="0" w:color="0F2942"/>
+        </w:tblBorders>
+        <w:tblLayout w:type="fixed"/>
+        <w:tblLook w:firstColumn="1" w:firstRow="1" w:lastColumn="0" w:lastRow="0" w:noHBand="0" w:noVBand="1" w:val="04A0"/>
+      </w:tblPr>
+      <w:tblGrid>
+        <w:gridCol w:w="3009"/>
+        <w:gridCol w:w="3009"/>
+        <w:gridCol w:w="3009"/>
+      </w:tblGrid>
+      <w:tr>
+        <w:tc>
+          <w:tcPr>
+            <w:tcW w:type="dxa" w:w="1584"/>
+            <w:tcBorders>
+              <w:bottom w:val="single" w:sz="36" w:space="0" w:color="B8934A"/>
+            </w:tcBorders>
+            <w:shd w:val="clear" w:color="auto" w:fill="0F2942"/>
+            <w:tcMar>
+              <w:top w:w="150" w:type="dxa"/>
+              <w:left w:w="140" w:type="dxa"/>
+              <w:bottom w:w="150" w:type="dxa"/>
+              <w:right w:w="140" w:type="dxa"/>
+            </w:tcMar>
+            <w:vAlign w:val="center"/>
+          </w:tcPr>
+          <w:p>
+            <w:pPr>
+              <w:spacing w:before="0" w:after="0"/>
+            </w:pPr>
+            <w:r>
+              <w:drawing>
+                <wp:inline xmlns:a="http://schemas.openxmlformats.org/drawingml/2006/main" xmlns:pic="http://schemas.openxmlformats.org/drawingml/2006/picture">
+                  <wp:extent cx="868680" cy="868680"/>
+                  <wp:docPr id="1" name="Picture 1"/>
+                  <wp:cNvGraphicFramePr>
+                    <a:graphicFrameLocks noChangeAspect="1"/>
+                  </wp:cNvGraphicFramePr>
+                  <a:graphic>
+                    <a:graphicData uri="http://schemas.openxmlformats.org/drawingml/2006/picture">
+                      <pic:pic>
+                        <pic:nvPicPr>
+                          <pic:cNvPr id="0" name="image.png"/>
+                          <pic:cNvPicPr/>
+                        </pic:nvPicPr>
+                        <pic:blipFill>
+                          <a:blip r:embed="rId8"/>
+                          <a:stretch>
+                            <a:fillRect/>
+                          </a:stretch>
+                        </pic:blipFill>
+                        <pic:spPr>
+                          <a:xfrm>
+                            <a:off x="0" y="0"/>
+                            <a:ext cx="868680" cy="868680"/>
+                          </a:xfrm>
+                          <a:prstGeom prst="rect"/>
+                        </pic:spPr>
+                      </pic:pic>
+                    </a:graphicData>
+                  </a:graphic>
+                </wp:inline>
+              </w:drawing>
+            </w:r>
+          </w:p>
+        </w:tc>
+        <w:tc>
+          <w:tcPr>
+            <w:tcW w:type="dxa" w:w="4634"/>
+            <w:tcBorders>
+              <w:bottom w:val="single" w:sz="36" w:space="0" w:color="B8934A"/>
+            </w:tcBorders>
+            <w:shd w:val="clear" w:color="auto" w:fill="0F2942"/>
+            <w:tcMar>
+              <w:top w:w="150" w:type="dxa"/>
+              <w:left w:w="140" w:type="dxa"/>
+              <w:bottom w:w="150" w:type="dxa"/>
+              <w:right w:w="140" w:type="dxa"/>
+            </w:tcMar>
+            <w:vAlign w:val="center"/>
+          </w:tcPr>
+          <w:p>
+            <w:pPr>
+              <w:spacing w:before="0" w:after="0"/>
+            </w:pPr>
+            <w:r>
+              <w:rPr>
+                <w:rFonts w:ascii="Georgia" w:hAnsi="Georgia" w:eastAsia="Georgia"/>
+                <w:b/>
+                <w:i w:val="0"/>
+                <w:color w:val="FFFFFF"/>
+                <w:sz w:val="27"/>
+              </w:rPr>
+              <w:t>Neverlank Chartered Accountants</w:t>
+            </w:r>
+          </w:p>
+          <w:p>
+            <w:pPr>
+              <w:spacing w:before="40" w:after="0"/>
+            </w:pPr>
+            <w:r>
+              <w:rPr>
+                <w:rFonts w:ascii="Calibri" w:hAnsi="Calibri" w:eastAsia="Calibri"/>
+                <w:b/>
+                <w:i w:val="0"/>
+                <w:color w:val="D4AF6A"/>
+                <w:sz w:val="15"/>
+              </w:rPr>
+              <w:t>WORLD CLASS FINANCIAL SERVICES</w:t>
+            </w:r>
+          </w:p>
+          <w:p>
+            <w:pPr>
+              <w:spacing w:before="20" w:after="0"/>
+            </w:pPr>
+            <w:r>
+              <w:rPr>
+                <w:rFonts w:ascii="Calibri" w:hAnsi="Calibri" w:eastAsia="Calibri"/>
+                <w:b w:val="0"/>
+                <w:i w:val="0"/>
+                <w:color w:val="CDD8E4"/>
+                <w:sz w:val="16"/>
+              </w:rPr>
+              <w:t>2nd Floor, Michael House, 62 Nelson Mandela Avenue, Harare, Zimbabwe</w:t>
+            </w:r>
+          </w:p>
+          <w:p>
+            <w:pPr>
+              <w:spacing w:before="20" w:after="0"/>
+            </w:pPr>
+            <w:r>
+              <w:rPr>
+                <w:rFonts w:ascii="Calibri" w:hAnsi="Calibri" w:eastAsia="Calibri"/>
+                <w:b w:val="0"/>
+                <w:i w:val="0"/>
+                <w:color w:val="CDD8E4"/>
+                <w:sz w:val="16"/>
+              </w:rPr>
+              <w:t>www.neverlank.co.zw</w:t>
+            </w:r>
+          </w:p>
+        </w:tc>
+        <w:tc>
+          <w:tcPr>
+            <w:tcW w:type="dxa" w:w="2808"/>
+            <w:tcBorders>
+              <w:bottom w:val="single" w:sz="36" w:space="0" w:color="B8934A"/>
+            </w:tcBorders>
+            <w:shd w:val="clear" w:color="auto" w:fill="0F2942"/>
+            <w:tcMar>
+              <w:top w:w="150" w:type="dxa"/>
+              <w:left w:w="140" w:type="dxa"/>
+              <w:bottom w:w="150" w:type="dxa"/>
+              <w:right w:w="140" w:type="dxa"/>
+            </w:tcMar>
+            <w:vAlign w:val="center"/>
+          </w:tcPr>
+          <w:p>
+            <w:pPr>
+              <w:spacing w:before="0" w:after="0"/>
+              <w:jc w:val="right"/>
+            </w:pPr>
+            <w:r>
+              <w:rPr>
+                <w:rFonts w:ascii="Georgia" w:hAnsi="Georgia" w:eastAsia="Georgia"/>
+                <w:b/>
+                <w:i w:val="0"/>
+                <w:color w:val="D4AF6A"/>
+                <w:sz w:val="24"/>
+              </w:rPr>
+              <w:t>TAX / CGT ADVISORY ENGAGEMENT LETTER</w:t>
+            </w:r>
+          </w:p>
+          <w:p>
+            <w:pPr>
+              <w:spacing w:before="60" w:after="0"/>
+              <w:jc w:val="right"/>
+            </w:pPr>
+            <w:r>
+              <w:rPr>
+                <w:rFonts w:ascii="Calibri" w:hAnsi="Calibri" w:eastAsia="Calibri"/>
+                <w:b/>
+                <w:i w:val="0"/>
+                <w:color w:val="FFFFFF"/>
+                <w:sz w:val="22"/>
+              </w:rPr>
+              <w:t>Ref. TX-01</w:t>
+            </w:r>
+          </w:p>
+          <w:p>
+            <w:pPr>
+              <w:spacing w:before="20" w:after="0"/>
+              <w:jc w:val="right"/>
+            </w:pPr>
+            <w:r>
+              <w:rPr>
+                <w:rFonts w:ascii="Calibri" w:hAnsi="Calibri" w:eastAsia="Calibri"/>
+                <w:b w:val="0"/>
+                <w:i w:val="0"/>
+                <w:color w:val="CDD8E4"/>
+                <w:sz w:val="17"/>
+              </w:rPr>
+              <w:t>Template</w:t>
+            </w:r>
+          </w:p>
+        </w:tc>
+      </w:tr>
+    </w:tbl>
+    <w:p>
+      <w:pPr>
+        <w:spacing w:before="0" w:after="80"/>
+      </w:pPr>
     </w:p>
     <w:p>
       <w:pPr>
@@ -135,16 +253,28 @@
             <w:tcW w:type="dxa" w:w="2800"/>
             <w:tcBorders>
               <w:top w:val="none" w:color="FFFFFF" w:sz="0"/>
-              <w:left w:val="none" w:color="FFFFFF" w:sz="0"/>
+              <w:left w:val="single" w:color="B8934A" w:sz="24" w:space="0"/>
               <w:bottom w:val="none" w:color="FFFFFF" w:sz="0"/>
               <w:right w:val="none" w:color="FFFFFF" w:sz="0"/>
             </w:tcBorders>
-          </w:tcPr>
-          <w:p>
+            <w:shd w:val="clear" w:color="auto" w:fill="F6F8FB"/>
+            <w:tcMar>
+              <w:top w:w="70" w:type="dxa"/>
+              <w:left w:w="140" w:type="dxa"/>
+              <w:bottom w:w="70" w:type="dxa"/>
+              <w:right w:w="100" w:type="dxa"/>
+            </w:tcMar>
+          </w:tcPr>
+          <w:p>
+            <w:pPr>
+              <w:spacing w:after="0" w:before="0"/>
+            </w:pPr>
             <w:r>
               <w:rPr>
                 <w:b/>
                 <w:bCs/>
+                <w:color w:val="0F2942"/>
+                <w:sz w:val="19"/>
               </w:rPr>
               <w:t xml:space="preserve">File reference:</w:t>
             </w:r>
@@ -159,12 +289,19 @@
               <w:bottom w:val="none" w:color="FFFFFF" w:sz="0"/>
               <w:right w:val="none" w:color="FFFFFF" w:sz="0"/>
             </w:tcBorders>
+            <w:tcMar>
+              <w:top w:w="70" w:type="dxa"/>
+              <w:left w:w="140" w:type="dxa"/>
+              <w:bottom w:w="70" w:type="dxa"/>
+              <w:right w:w="60" w:type="dxa"/>
+            </w:tcMar>
           </w:tcPr>
           <w:p>
             <w:pPr>
               <w:pBdr>
-                <w:bottom w:val="single" w:color="999999" w:sz="4" w:space="1"/>
+                <w:bottom w:val="single" w:sz="8" w:space="1" w:color="E3E8EE"/>
               </w:pBdr>
+              <w:spacing w:after="0" w:before="0"/>
             </w:pPr>
             <w:r>
               <w:t xml:space="preserve"> </w:t>
@@ -175,7 +312,7 @@
     </w:tbl>
     <w:p>
       <w:pPr>
-        <w:spacing w:after="200"/>
+        <w:spacing w:after="50"/>
       </w:pPr>
     </w:p>
     <w:tbl>
@@ -200,16 +337,28 @@
             <w:tcW w:type="dxa" w:w="2800"/>
             <w:tcBorders>
               <w:top w:val="none" w:color="FFFFFF" w:sz="0"/>
-              <w:left w:val="none" w:color="FFFFFF" w:sz="0"/>
+              <w:left w:val="single" w:color="B8934A" w:sz="24" w:space="0"/>
               <w:bottom w:val="none" w:color="FFFFFF" w:sz="0"/>
               <w:right w:val="none" w:color="FFFFFF" w:sz="0"/>
             </w:tcBorders>
-          </w:tcPr>
-          <w:p>
+            <w:shd w:val="clear" w:color="auto" w:fill="F6F8FB"/>
+            <w:tcMar>
+              <w:top w:w="70" w:type="dxa"/>
+              <w:left w:w="140" w:type="dxa"/>
+              <w:bottom w:w="70" w:type="dxa"/>
+              <w:right w:w="100" w:type="dxa"/>
+            </w:tcMar>
+          </w:tcPr>
+          <w:p>
+            <w:pPr>
+              <w:spacing w:after="0" w:before="0"/>
+            </w:pPr>
             <w:r>
               <w:rPr>
                 <w:b/>
                 <w:bCs/>
+                <w:color w:val="0F2942"/>
+                <w:sz w:val="19"/>
               </w:rPr>
               <w:t xml:space="preserve">Client name:</w:t>
             </w:r>
@@ -224,12 +373,19 @@
               <w:bottom w:val="none" w:color="FFFFFF" w:sz="0"/>
               <w:right w:val="none" w:color="FFFFFF" w:sz="0"/>
             </w:tcBorders>
+            <w:tcMar>
+              <w:top w:w="70" w:type="dxa"/>
+              <w:left w:w="140" w:type="dxa"/>
+              <w:bottom w:w="70" w:type="dxa"/>
+              <w:right w:w="60" w:type="dxa"/>
+            </w:tcMar>
           </w:tcPr>
           <w:p>
             <w:pPr>
               <w:pBdr>
-                <w:bottom w:val="single" w:color="999999" w:sz="4" w:space="1"/>
+                <w:bottom w:val="single" w:sz="8" w:space="1" w:color="E3E8EE"/>
               </w:pBdr>
+              <w:spacing w:after="0" w:before="0"/>
             </w:pPr>
             <w:r>
               <w:t xml:space="preserve"> </w:t>
@@ -240,7 +396,7 @@
     </w:tbl>
     <w:p>
       <w:pPr>
-        <w:spacing w:after="100"/>
+        <w:spacing w:after="50"/>
       </w:pPr>
     </w:p>
     <w:tbl>
@@ -265,16 +421,28 @@
             <w:tcW w:type="dxa" w:w="2800"/>
             <w:tcBorders>
               <w:top w:val="none" w:color="FFFFFF" w:sz="0"/>
-              <w:left w:val="none" w:color="FFFFFF" w:sz="0"/>
+              <w:left w:val="single" w:color="B8934A" w:sz="24" w:space="0"/>
               <w:bottom w:val="none" w:color="FFFFFF" w:sz="0"/>
               <w:right w:val="none" w:color="FFFFFF" w:sz="0"/>
             </w:tcBorders>
-          </w:tcPr>
-          <w:p>
+            <w:shd w:val="clear" w:color="auto" w:fill="F6F8FB"/>
+            <w:tcMar>
+              <w:top w:w="70" w:type="dxa"/>
+              <w:left w:w="140" w:type="dxa"/>
+              <w:bottom w:w="70" w:type="dxa"/>
+              <w:right w:w="100" w:type="dxa"/>
+            </w:tcMar>
+          </w:tcPr>
+          <w:p>
+            <w:pPr>
+              <w:spacing w:after="0" w:before="0"/>
+            </w:pPr>
             <w:r>
               <w:rPr>
                 <w:b/>
                 <w:bCs/>
+                <w:color w:val="0F2942"/>
+                <w:sz w:val="19"/>
               </w:rPr>
               <w:t xml:space="preserve">Tax registration / TIN number:</w:t>
             </w:r>
@@ -289,12 +457,19 @@
               <w:bottom w:val="none" w:color="FFFFFF" w:sz="0"/>
               <w:right w:val="none" w:color="FFFFFF" w:sz="0"/>
             </w:tcBorders>
+            <w:tcMar>
+              <w:top w:w="70" w:type="dxa"/>
+              <w:left w:w="140" w:type="dxa"/>
+              <w:bottom w:w="70" w:type="dxa"/>
+              <w:right w:w="60" w:type="dxa"/>
+            </w:tcMar>
           </w:tcPr>
           <w:p>
             <w:pPr>
               <w:pBdr>
-                <w:bottom w:val="single" w:color="999999" w:sz="4" w:space="1"/>
+                <w:bottom w:val="single" w:sz="8" w:space="1" w:color="E3E8EE"/>
               </w:pBdr>
+              <w:spacing w:after="0" w:before="0"/>
             </w:pPr>
             <w:r>
               <w:t xml:space="preserve"> </w:t>
@@ -305,7 +480,7 @@
     </w:tbl>
     <w:p>
       <w:pPr>
-        <w:spacing w:after="100"/>
+        <w:spacing w:after="50"/>
       </w:pPr>
     </w:p>
     <w:tbl>
@@ -330,16 +505,28 @@
             <w:tcW w:type="dxa" w:w="2800"/>
             <w:tcBorders>
               <w:top w:val="none" w:color="FFFFFF" w:sz="0"/>
-              <w:left w:val="none" w:color="FFFFFF" w:sz="0"/>
+              <w:left w:val="single" w:color="B8934A" w:sz="24" w:space="0"/>
               <w:bottom w:val="none" w:color="FFFFFF" w:sz="0"/>
               <w:right w:val="none" w:color="FFFFFF" w:sz="0"/>
             </w:tcBorders>
-          </w:tcPr>
-          <w:p>
+            <w:shd w:val="clear" w:color="auto" w:fill="F6F8FB"/>
+            <w:tcMar>
+              <w:top w:w="70" w:type="dxa"/>
+              <w:left w:w="140" w:type="dxa"/>
+              <w:bottom w:w="70" w:type="dxa"/>
+              <w:right w:w="100" w:type="dxa"/>
+            </w:tcMar>
+          </w:tcPr>
+          <w:p>
+            <w:pPr>
+              <w:spacing w:after="0" w:before="0"/>
+            </w:pPr>
             <w:r>
               <w:rPr>
                 <w:b/>
                 <w:bCs/>
+                <w:color w:val="0F2942"/>
+                <w:sz w:val="19"/>
               </w:rPr>
               <w:t xml:space="preserve">Nature of advice sought:</w:t>
             </w:r>
@@ -354,12 +541,19 @@
               <w:bottom w:val="none" w:color="FFFFFF" w:sz="0"/>
               <w:right w:val="none" w:color="FFFFFF" w:sz="0"/>
             </w:tcBorders>
+            <w:tcMar>
+              <w:top w:w="70" w:type="dxa"/>
+              <w:left w:w="140" w:type="dxa"/>
+              <w:bottom w:w="70" w:type="dxa"/>
+              <w:right w:w="60" w:type="dxa"/>
+            </w:tcMar>
           </w:tcPr>
           <w:p>
             <w:pPr>
               <w:pBdr>
-                <w:bottom w:val="single" w:color="999999" w:sz="4" w:space="1"/>
+                <w:bottom w:val="single" w:sz="8" w:space="1" w:color="E3E8EE"/>
               </w:pBdr>
+              <w:spacing w:after="0" w:before="0"/>
             </w:pPr>
             <w:r>
               <w:t xml:space="preserve"> </w:t>
@@ -370,7 +564,7 @@
     </w:tbl>
     <w:p>
       <w:pPr>
-        <w:spacing w:after="100"/>
+        <w:spacing w:after="50"/>
       </w:pPr>
     </w:p>
     <w:tbl>
@@ -395,16 +589,28 @@
             <w:tcW w:type="dxa" w:w="2800"/>
             <w:tcBorders>
               <w:top w:val="none" w:color="FFFFFF" w:sz="0"/>
-              <w:left w:val="none" w:color="FFFFFF" w:sz="0"/>
+              <w:left w:val="single" w:color="B8934A" w:sz="24" w:space="0"/>
               <w:bottom w:val="none" w:color="FFFFFF" w:sz="0"/>
               <w:right w:val="none" w:color="FFFFFF" w:sz="0"/>
             </w:tcBorders>
-          </w:tcPr>
-          <w:p>
+            <w:shd w:val="clear" w:color="auto" w:fill="F6F8FB"/>
+            <w:tcMar>
+              <w:top w:w="70" w:type="dxa"/>
+              <w:left w:w="140" w:type="dxa"/>
+              <w:bottom w:w="70" w:type="dxa"/>
+              <w:right w:w="100" w:type="dxa"/>
+            </w:tcMar>
+          </w:tcPr>
+          <w:p>
+            <w:pPr>
+              <w:spacing w:after="0" w:before="0"/>
+            </w:pPr>
             <w:r>
               <w:rPr>
                 <w:b/>
                 <w:bCs/>
+                <w:color w:val="0F2942"/>
+                <w:sz w:val="19"/>
               </w:rPr>
               <w:t xml:space="preserve">Date of letter:</w:t>
             </w:r>
@@ -419,12 +625,19 @@
               <w:bottom w:val="none" w:color="FFFFFF" w:sz="0"/>
               <w:right w:val="none" w:color="FFFFFF" w:sz="0"/>
             </w:tcBorders>
+            <w:tcMar>
+              <w:top w:w="70" w:type="dxa"/>
+              <w:left w:w="140" w:type="dxa"/>
+              <w:bottom w:w="70" w:type="dxa"/>
+              <w:right w:w="60" w:type="dxa"/>
+            </w:tcMar>
           </w:tcPr>
           <w:p>
             <w:pPr>
               <w:pBdr>
-                <w:bottom w:val="single" w:color="999999" w:sz="4" w:space="1"/>
+                <w:bottom w:val="single" w:sz="8" w:space="1" w:color="E3E8EE"/>
               </w:pBdr>
+              <w:spacing w:after="0" w:before="0"/>
             </w:pPr>
             <w:r>
               <w:t xml:space="preserve"> </w:t>
@@ -435,12 +648,15 @@
     </w:tbl>
     <w:p>
       <w:pPr>
-        <w:spacing w:after="100"/>
+        <w:spacing w:after="50"/>
       </w:pPr>
     </w:p>
     <w:p>
       <w:pPr>
         <w:pStyle w:val="Heading2"/>
+        <w:pBdr>
+          <w:bottom w:val="single" w:sz="6" w:space="2" w:color="D4AF6A"/>
+        </w:pBdr>
         <w:spacing w:after="120" w:before="240"/>
       </w:pPr>
       <w:r>
@@ -469,6 +685,9 @@
     <w:p>
       <w:pPr>
         <w:pStyle w:val="Heading2"/>
+        <w:pBdr>
+          <w:bottom w:val="single" w:sz="6" w:space="2" w:color="D4AF6A"/>
+        </w:pBdr>
         <w:spacing w:after="120" w:before="240"/>
       </w:pPr>
       <w:r>
@@ -497,6 +716,9 @@
     <w:p>
       <w:pPr>
         <w:pStyle w:val="Heading2"/>
+        <w:pBdr>
+          <w:bottom w:val="single" w:sz="6" w:space="2" w:color="D4AF6A"/>
+        </w:pBdr>
         <w:spacing w:after="120" w:before="240"/>
       </w:pPr>
       <w:r>
@@ -550,6 +772,9 @@
     <w:p>
       <w:pPr>
         <w:pStyle w:val="Heading2"/>
+        <w:pBdr>
+          <w:bottom w:val="single" w:sz="6" w:space="2" w:color="D4AF6A"/>
+        </w:pBdr>
         <w:spacing w:after="120" w:before="240"/>
       </w:pPr>
       <w:r>
@@ -583,16 +808,28 @@
             <w:tcW w:type="dxa" w:w="2800"/>
             <w:tcBorders>
               <w:top w:val="none" w:color="FFFFFF" w:sz="0"/>
-              <w:left w:val="none" w:color="FFFFFF" w:sz="0"/>
+              <w:left w:val="single" w:color="B8934A" w:sz="24" w:space="0"/>
               <w:bottom w:val="none" w:color="FFFFFF" w:sz="0"/>
               <w:right w:val="none" w:color="FFFFFF" w:sz="0"/>
             </w:tcBorders>
-          </w:tcPr>
-          <w:p>
+            <w:shd w:val="clear" w:color="auto" w:fill="F6F8FB"/>
+            <w:tcMar>
+              <w:top w:w="70" w:type="dxa"/>
+              <w:left w:w="140" w:type="dxa"/>
+              <w:bottom w:w="70" w:type="dxa"/>
+              <w:right w:w="100" w:type="dxa"/>
+            </w:tcMar>
+          </w:tcPr>
+          <w:p>
+            <w:pPr>
+              <w:spacing w:after="0" w:before="0"/>
+            </w:pPr>
             <w:r>
               <w:rPr>
                 <w:b/>
                 <w:bCs/>
+                <w:color w:val="0F2942"/>
+                <w:sz w:val="19"/>
               </w:rPr>
               <w:t xml:space="preserve">Estimated fee:</w:t>
             </w:r>
@@ -607,12 +844,19 @@
               <w:bottom w:val="none" w:color="FFFFFF" w:sz="0"/>
               <w:right w:val="none" w:color="FFFFFF" w:sz="0"/>
             </w:tcBorders>
+            <w:tcMar>
+              <w:top w:w="70" w:type="dxa"/>
+              <w:left w:w="140" w:type="dxa"/>
+              <w:bottom w:w="70" w:type="dxa"/>
+              <w:right w:w="60" w:type="dxa"/>
+            </w:tcMar>
           </w:tcPr>
           <w:p>
             <w:pPr>
               <w:pBdr>
-                <w:bottom w:val="single" w:color="999999" w:sz="4" w:space="1"/>
+                <w:bottom w:val="single" w:sz="8" w:space="1" w:color="E3E8EE"/>
               </w:pBdr>
+              <w:spacing w:after="0" w:before="0"/>
             </w:pPr>
             <w:r>
               <w:t xml:space="preserve"> </w:t>
@@ -623,20 +867,26 @@
     </w:tbl>
     <w:p>
       <w:pPr>
-        <w:spacing w:after="200"/>
+        <w:spacing w:after="50"/>
       </w:pPr>
     </w:p>
     <w:tbl>
       <w:tblPr>
         <w:tblW w:type="dxa" w:w="9500"/>
         <w:tblBorders>
-          <w:top w:val="single" w:color="auto" w:sz="4"/>
-          <w:left w:val="single" w:color="auto" w:sz="4"/>
-          <w:bottom w:val="single" w:color="auto" w:sz="4"/>
-          <w:right w:val="single" w:color="auto" w:sz="4"/>
-          <w:insideH w:val="single" w:color="auto" w:sz="4"/>
-          <w:insideV w:val="single" w:color="auto" w:sz="4"/>
+          <w:top w:val="single" w:sz="4" w:space="0" w:color="E3E8EE"/>
+          <w:left w:val="single" w:sz="4" w:space="0" w:color="E3E8EE"/>
+          <w:bottom w:val="single" w:sz="4" w:space="0" w:color="E3E8EE"/>
+          <w:right w:val="single" w:sz="4" w:space="0" w:color="E3E8EE"/>
+          <w:insideH w:val="single" w:sz="4" w:space="0" w:color="E3E8EE"/>
+          <w:insideV w:val="single" w:sz="4" w:space="0" w:color="E3E8EE"/>
         </w:tblBorders>
+        <w:tblCellMar>
+          <w:top w:w="60" w:type="dxa"/>
+          <w:left w:w="100" w:type="dxa"/>
+          <w:bottom w:w="60" w:type="dxa"/>
+          <w:right w:w="100" w:type="dxa"/>
+        </w:tblCellMar>
       </w:tblPr>
       <w:tblGrid>
         <w:gridCol w:w="3200"/>
@@ -647,13 +897,17 @@
         <w:tc>
           <w:tcPr>
             <w:tcW w:type="dxa" w:w="3200"/>
-            <w:shd w:fill="EEF1F4" w:val="clear"/>
+            <w:tcBorders>
+              <w:bottom w:val="single" w:sz="12" w:space="0" w:color="B8934A"/>
+            </w:tcBorders>
+            <w:shd w:val="clear" w:color="auto" w:fill="F6F8FB"/>
           </w:tcPr>
           <w:p>
             <w:r>
               <w:rPr>
                 <w:b/>
                 <w:bCs/>
+                <w:color w:val="0F2942"/>
                 <w:sz w:val="18"/>
                 <w:szCs w:val="18"/>
               </w:rPr>
@@ -664,13 +918,17 @@
         <w:tc>
           <w:tcPr>
             <w:tcW w:type="dxa" w:w="3200"/>
-            <w:shd w:fill="EEF1F4" w:val="clear"/>
+            <w:tcBorders>
+              <w:bottom w:val="single" w:sz="12" w:space="0" w:color="B8934A"/>
+            </w:tcBorders>
+            <w:shd w:val="clear" w:color="auto" w:fill="F6F8FB"/>
           </w:tcPr>
           <w:p>
             <w:r>
               <w:rPr>
                 <w:b/>
                 <w:bCs/>
+                <w:color w:val="0F2942"/>
                 <w:sz w:val="18"/>
                 <w:szCs w:val="18"/>
               </w:rPr>
@@ -681,13 +939,17 @@
         <w:tc>
           <w:tcPr>
             <w:tcW w:type="dxa" w:w="3100"/>
-            <w:shd w:fill="EEF1F4" w:val="clear"/>
+            <w:tcBorders>
+              <w:bottom w:val="single" w:sz="12" w:space="0" w:color="B8934A"/>
+            </w:tcBorders>
+            <w:shd w:val="clear" w:color="auto" w:fill="F6F8FB"/>
           </w:tcPr>
           <w:p>
             <w:r>
               <w:rPr>
                 <w:b/>
                 <w:bCs/>
+                <w:color w:val="0F2942"/>
                 <w:sz w:val="18"/>
                 <w:szCs w:val="18"/>
               </w:rPr>
@@ -702,9 +964,12 @@
             <w:tcW w:type="dxa" w:w="3200"/>
           </w:tcPr>
           <w:p>
-            <w:r>
-              <w:rPr>
-                <w:sz w:val="18"/>
+            <w:pPr>
+              <w:spacing w:after="0"/>
+            </w:pPr>
+            <w:r>
+              <w:rPr>
+                <w:sz w:val="19"/>
                 <w:szCs w:val="18"/>
               </w:rPr>
               <w:t xml:space="preserve">Engagement Partner (Neverlank)</w:t>
@@ -716,9 +981,12 @@
             <w:tcW w:type="dxa" w:w="3200"/>
           </w:tcPr>
           <w:p>
-            <w:r>
-              <w:rPr>
-                <w:sz w:val="18"/>
+            <w:pPr>
+              <w:spacing w:after="0"/>
+            </w:pPr>
+            <w:r>
+              <w:rPr>
+                <w:sz w:val="19"/>
                 <w:szCs w:val="18"/>
               </w:rPr>
               <w:t xml:space="preserve"/>
@@ -730,9 +998,12 @@
             <w:tcW w:type="dxa" w:w="3100"/>
           </w:tcPr>
           <w:p>
-            <w:r>
-              <w:rPr>
-                <w:sz w:val="18"/>
+            <w:pPr>
+              <w:spacing w:after="0"/>
+            </w:pPr>
+            <w:r>
+              <w:rPr>
+                <w:sz w:val="19"/>
                 <w:szCs w:val="18"/>
               </w:rPr>
               <w:t xml:space="preserve"/>
@@ -746,9 +1017,12 @@
             <w:tcW w:type="dxa" w:w="3200"/>
           </w:tcPr>
           <w:p>
-            <w:r>
-              <w:rPr>
-                <w:sz w:val="18"/>
+            <w:pPr>
+              <w:spacing w:after="0"/>
+            </w:pPr>
+            <w:r>
+              <w:rPr>
+                <w:sz w:val="19"/>
                 <w:szCs w:val="18"/>
               </w:rPr>
               <w:t xml:space="preserve">Client Representative</w:t>
@@ -760,9 +1034,12 @@
             <w:tcW w:type="dxa" w:w="3200"/>
           </w:tcPr>
           <w:p>
-            <w:r>
-              <w:rPr>
-                <w:sz w:val="18"/>
+            <w:pPr>
+              <w:spacing w:after="0"/>
+            </w:pPr>
+            <w:r>
+              <w:rPr>
+                <w:sz w:val="19"/>
                 <w:szCs w:val="18"/>
               </w:rPr>
               <w:t xml:space="preserve"/>
@@ -774,9 +1051,12 @@
             <w:tcW w:type="dxa" w:w="3100"/>
           </w:tcPr>
           <w:p>
-            <w:r>
-              <w:rPr>
-                <w:sz w:val="18"/>
+            <w:pPr>
+              <w:spacing w:after="0"/>
+            </w:pPr>
+            <w:r>
+              <w:rPr>
+                <w:sz w:val="19"/>
                 <w:szCs w:val="18"/>
               </w:rPr>
               <w:t xml:space="preserve"/>
@@ -787,8 +1067,13 @@
     </w:tbl>
     <w:sectPr>
       <w:footerReference w:type="default" r:id="rId7"/>
+      <w:headerReference w:type="default" r:id="rId10"/>
+      <w:footerReference w:type="first" r:id="rId11"/>
+      <w:headerReference w:type="first" r:id="rId12"/>
+      <w:footerReference w:type="even" r:id="rId13"/>
+      <w:headerReference w:type="even" r:id="rId14"/>
       <w:pgSz w:w="11906" w:h="16838" w:orient="portrait"/>
-      <w:pgMar w:top="1440" w:right="1440" w:bottom="1440" w:left="1440" w:header="708" w:footer="708" w:gutter="0"/>
+      <w:pgMar w:top="864" w:right="1440" w:bottom="1296" w:left="1440" w:header="708" w:footer="0" w:gutter="0"/>
       <w:pgNumType/>
       <w:docGrid w:linePitch="360"/>
     </w:sectPr>
@@ -842,48 +1127,197 @@
   <w:p>
     <w:pPr>
       <w:pBdr>
-        <w:top w:val="single" w:color="CCCCCC" w:sz="4" w:space="4"/>
+        <w:top w:val="single" w:sz="18" w:space="4" w:color="B8934A"/>
       </w:pBdr>
-      <w:jc w:val="center"/>
+      <w:shd w:val="clear" w:color="auto" w:fill="0A1C2E"/>
+      <w:tabs>
+        <w:tab w:pos="4513" w:val="center"/>
+        <w:tab w:pos="9026" w:val="right"/>
+      </w:tabs>
+      <w:spacing w:before="0" w:after="0"/>
+      <w:jc w:val="left"/>
     </w:pPr>
     <w:r>
       <w:rPr>
-        <w:color w:val="999999"/>
-        <w:sz w:val="14"/>
-        <w:szCs w:val="14"/>
+        <w:rFonts w:ascii="Calibri" w:hAnsi="Calibri" w:eastAsia="Calibri"/>
+        <w:b w:val="0"/>
+        <w:i w:val="0"/>
+        <w:color w:val="CDD8E4"/>
+        <w:sz w:val="16"/>
       </w:rPr>
-      <w:t xml:space="preserve">Neverlank Chartered Accountants   ·   Template Ref: TX-01   ·   Page </w:t>
+      <w:t xml:space="preserve"> Neverlank Chartered Accountants</w:t>
     </w:r>
     <w:r>
       <w:rPr>
-        <w:color w:val="999999"/>
-        <w:sz w:val="14"/>
-        <w:szCs w:val="14"/>
+        <w:rFonts w:ascii="Calibri" w:hAnsi="Calibri" w:eastAsia="Calibri"/>
+        <w:b w:val="0"/>
+        <w:i w:val="0"/>
+        <w:color w:val="1F2933"/>
+        <w:sz w:val="16"/>
+      </w:rPr>
+      <w:tab/>
+    </w:r>
+    <w:r>
+      <w:rPr>
+        <w:rFonts w:ascii="Calibri" w:hAnsi="Calibri" w:eastAsia="Calibri"/>
+        <w:b w:val="0"/>
+        <w:i w:val="0"/>
+        <w:color w:val="D4AF6A"/>
+        <w:sz w:val="16"/>
+      </w:rPr>
+      <w:t>Template Ref: TX-01</w:t>
+    </w:r>
+    <w:r>
+      <w:rPr>
+        <w:rFonts w:ascii="Calibri" w:hAnsi="Calibri" w:eastAsia="Calibri"/>
+        <w:b w:val="0"/>
+        <w:i w:val="0"/>
+        <w:color w:val="CDD8E4"/>
+        <w:sz w:val="16"/>
+      </w:rPr>
+      <w:tab/>
+      <w:t xml:space="preserve">Page </w:t>
+    </w:r>
+    <w:r>
+      <w:rPr>
+        <w:rFonts w:ascii="Calibri" w:hAnsi="Calibri" w:eastAsia="Calibri"/>
+        <w:b w:val="0"/>
+        <w:i w:val="0"/>
+        <w:color w:val="CDD8E4"/>
+        <w:sz w:val="16"/>
       </w:rPr>
       <w:fldChar w:fldCharType="begin"/>
-      <w:instrText xml:space="preserve">PAGE</w:instrText>
+    </w:r>
+    <w:r>
+      <w:rPr>
+        <w:rFonts w:ascii="Calibri" w:hAnsi="Calibri" w:eastAsia="Calibri"/>
+        <w:b w:val="0"/>
+        <w:i w:val="0"/>
+        <w:color w:val="CDD8E4"/>
+        <w:sz w:val="16"/>
+      </w:rPr>
+      <w:instrText xml:space="preserve"> PAGE </w:instrText>
+    </w:r>
+    <w:r>
+      <w:rPr>
+        <w:rFonts w:ascii="Calibri" w:hAnsi="Calibri" w:eastAsia="Calibri"/>
+        <w:b w:val="0"/>
+        <w:i w:val="0"/>
+        <w:color w:val="CDD8E4"/>
+        <w:sz w:val="16"/>
+      </w:rPr>
       <w:fldChar w:fldCharType="separate"/>
+    </w:r>
+    <w:r>
+      <w:rPr>
+        <w:rFonts w:ascii="Calibri" w:hAnsi="Calibri" w:eastAsia="Calibri"/>
+        <w:b w:val="0"/>
+        <w:i w:val="0"/>
+        <w:color w:val="CDD8E4"/>
+        <w:sz w:val="16"/>
+      </w:rPr>
+      <w:t>1</w:t>
+    </w:r>
+    <w:r>
+      <w:rPr>
+        <w:rFonts w:ascii="Calibri" w:hAnsi="Calibri" w:eastAsia="Calibri"/>
+        <w:b w:val="0"/>
+        <w:i w:val="0"/>
+        <w:color w:val="CDD8E4"/>
+        <w:sz w:val="16"/>
+      </w:rPr>
       <w:fldChar w:fldCharType="end"/>
     </w:r>
     <w:r>
       <w:rPr>
-        <w:color w:val="999999"/>
-        <w:sz w:val="14"/>
-        <w:szCs w:val="14"/>
+        <w:rFonts w:ascii="Calibri" w:hAnsi="Calibri" w:eastAsia="Calibri"/>
+        <w:b w:val="0"/>
+        <w:i w:val="0"/>
+        <w:color w:val="CDD8E4"/>
+        <w:sz w:val="16"/>
       </w:rPr>
       <w:t xml:space="preserve"> of </w:t>
     </w:r>
     <w:r>
       <w:rPr>
-        <w:color w:val="999999"/>
-        <w:sz w:val="14"/>
-        <w:szCs w:val="14"/>
+        <w:rFonts w:ascii="Calibri" w:hAnsi="Calibri" w:eastAsia="Calibri"/>
+        <w:b w:val="0"/>
+        <w:i w:val="0"/>
+        <w:color w:val="CDD8E4"/>
+        <w:sz w:val="16"/>
       </w:rPr>
       <w:fldChar w:fldCharType="begin"/>
-      <w:instrText xml:space="preserve">NUMPAGES</w:instrText>
+    </w:r>
+    <w:r>
+      <w:rPr>
+        <w:rFonts w:ascii="Calibri" w:hAnsi="Calibri" w:eastAsia="Calibri"/>
+        <w:b w:val="0"/>
+        <w:i w:val="0"/>
+        <w:color w:val="CDD8E4"/>
+        <w:sz w:val="16"/>
+      </w:rPr>
+      <w:instrText xml:space="preserve"> NUMPAGES </w:instrText>
+    </w:r>
+    <w:r>
+      <w:rPr>
+        <w:rFonts w:ascii="Calibri" w:hAnsi="Calibri" w:eastAsia="Calibri"/>
+        <w:b w:val="0"/>
+        <w:i w:val="0"/>
+        <w:color w:val="CDD8E4"/>
+        <w:sz w:val="16"/>
+      </w:rPr>
       <w:fldChar w:fldCharType="separate"/>
+    </w:r>
+    <w:r>
+      <w:rPr>
+        <w:rFonts w:ascii="Calibri" w:hAnsi="Calibri" w:eastAsia="Calibri"/>
+        <w:b w:val="0"/>
+        <w:i w:val="0"/>
+        <w:color w:val="CDD8E4"/>
+        <w:sz w:val="16"/>
+      </w:rPr>
+      <w:t>1</w:t>
+    </w:r>
+    <w:r>
+      <w:rPr>
+        <w:rFonts w:ascii="Calibri" w:hAnsi="Calibri" w:eastAsia="Calibri"/>
+        <w:b w:val="0"/>
+        <w:i w:val="0"/>
+        <w:color w:val="CDD8E4"/>
+        <w:sz w:val="16"/>
+      </w:rPr>
       <w:fldChar w:fldCharType="end"/>
     </w:r>
+    <w:r>
+      <w:rPr>
+        <w:rFonts w:ascii="Calibri" w:hAnsi="Calibri" w:eastAsia="Calibri"/>
+        <w:b w:val="0"/>
+        <w:i w:val="0"/>
+        <w:color w:val="1F2933"/>
+        <w:sz w:val="16"/>
+      </w:rPr>
+      <w:t xml:space="preserve"> </w:t>
+    </w:r>
+  </w:p>
+</w:ftr>
+</file>
+
+<file path=word/footer2.xml><?xml version="1.0" encoding="utf-8"?>
+<w:ftr xmlns:m="http://schemas.openxmlformats.org/officeDocument/2006/math" xmlns:mc="http://schemas.openxmlformats.org/markup-compatibility/2006" xmlns:mo="http://schemas.microsoft.com/office/mac/office/2008/main" xmlns:mv="urn:schemas-microsoft-com:mac:vml" xmlns:o="urn:schemas-microsoft-com:office:office" xmlns:r="http://schemas.openxmlformats.org/officeDocument/2006/relationships" xmlns:v="urn:schemas-microsoft-com:vml" xmlns:w10="urn:schemas-microsoft-com:office:word" xmlns:w14="http://schemas.microsoft.com/office/word/2010/wordml" xmlns:w="http://schemas.openxmlformats.org/wordprocessingml/2006/main" xmlns:wne="http://schemas.microsoft.com/office/word/2006/wordml" xmlns:wp14="http://schemas.microsoft.com/office/word/2010/wordprocessingDrawing" xmlns:wp="http://schemas.openxmlformats.org/drawingml/2006/wordprocessingDrawing" xmlns:wpc="http://schemas.microsoft.com/office/word/2010/wordprocessingCanvas" xmlns:wpg="http://schemas.microsoft.com/office/word/2010/wordprocessingGroup" xmlns:wpi="http://schemas.microsoft.com/office/word/2010/wordprocessingInk" xmlns:wps="http://schemas.microsoft.com/office/word/2010/wordprocessingShape" mc:Ignorable="w14 wp14">
+  <w:p>
+    <w:pPr>
+      <w:pStyle w:val="Footer"/>
+    </w:pPr>
+  </w:p>
+</w:ftr>
+</file>
+
+<file path=word/footer3.xml><?xml version="1.0" encoding="utf-8"?>
+<w:ftr xmlns:m="http://schemas.openxmlformats.org/officeDocument/2006/math" xmlns:mc="http://schemas.openxmlformats.org/markup-compatibility/2006" xmlns:mo="http://schemas.microsoft.com/office/mac/office/2008/main" xmlns:mv="urn:schemas-microsoft-com:mac:vml" xmlns:o="urn:schemas-microsoft-com:office:office" xmlns:r="http://schemas.openxmlformats.org/officeDocument/2006/relationships" xmlns:v="urn:schemas-microsoft-com:vml" xmlns:w10="urn:schemas-microsoft-com:office:word" xmlns:w14="http://schemas.microsoft.com/office/word/2010/wordml" xmlns:w="http://schemas.openxmlformats.org/wordprocessingml/2006/main" xmlns:wne="http://schemas.microsoft.com/office/word/2006/wordml" xmlns:wp14="http://schemas.microsoft.com/office/word/2010/wordprocessingDrawing" xmlns:wp="http://schemas.openxmlformats.org/drawingml/2006/wordprocessingDrawing" xmlns:wpc="http://schemas.microsoft.com/office/word/2010/wordprocessingCanvas" xmlns:wpg="http://schemas.microsoft.com/office/word/2010/wordprocessingGroup" xmlns:wpi="http://schemas.microsoft.com/office/word/2010/wordprocessingInk" xmlns:wps="http://schemas.microsoft.com/office/word/2010/wordprocessingShape" mc:Ignorable="w14 wp14">
+  <w:p>
+    <w:pPr>
+      <w:pStyle w:val="Footer"/>
+    </w:pPr>
   </w:p>
 </w:ftr>
 </file>
@@ -923,6 +1357,36 @@
     </w:p>
   </w:footnote>
 </w:footnotes>
+</file>
+
+<file path=word/header1.xml><?xml version="1.0" encoding="utf-8"?>
+<w:hdr xmlns:m="http://schemas.openxmlformats.org/officeDocument/2006/math" xmlns:mc="http://schemas.openxmlformats.org/markup-compatibility/2006" xmlns:mo="http://schemas.microsoft.com/office/mac/office/2008/main" xmlns:mv="urn:schemas-microsoft-com:mac:vml" xmlns:o="urn:schemas-microsoft-com:office:office" xmlns:r="http://schemas.openxmlformats.org/officeDocument/2006/relationships" xmlns:v="urn:schemas-microsoft-com:vml" xmlns:w10="urn:schemas-microsoft-com:office:word" xmlns:w14="http://schemas.microsoft.com/office/word/2010/wordml" xmlns:w="http://schemas.openxmlformats.org/wordprocessingml/2006/main" xmlns:wne="http://schemas.microsoft.com/office/word/2006/wordml" xmlns:wp14="http://schemas.microsoft.com/office/word/2010/wordprocessingDrawing" xmlns:wp="http://schemas.openxmlformats.org/drawingml/2006/wordprocessingDrawing" xmlns:wpc="http://schemas.microsoft.com/office/word/2010/wordprocessingCanvas" xmlns:wpg="http://schemas.microsoft.com/office/word/2010/wordprocessingGroup" xmlns:wpi="http://schemas.microsoft.com/office/word/2010/wordprocessingInk" xmlns:wps="http://schemas.microsoft.com/office/word/2010/wordprocessingShape" mc:Ignorable="w14 wp14">
+  <w:p>
+    <w:pPr>
+      <w:pStyle w:val="Header"/>
+    </w:pPr>
+  </w:p>
+</w:hdr>
+</file>
+
+<file path=word/header2.xml><?xml version="1.0" encoding="utf-8"?>
+<w:hdr xmlns:m="http://schemas.openxmlformats.org/officeDocument/2006/math" xmlns:mc="http://schemas.openxmlformats.org/markup-compatibility/2006" xmlns:mo="http://schemas.microsoft.com/office/mac/office/2008/main" xmlns:mv="urn:schemas-microsoft-com:mac:vml" xmlns:o="urn:schemas-microsoft-com:office:office" xmlns:r="http://schemas.openxmlformats.org/officeDocument/2006/relationships" xmlns:v="urn:schemas-microsoft-com:vml" xmlns:w10="urn:schemas-microsoft-com:office:word" xmlns:w14="http://schemas.microsoft.com/office/word/2010/wordml" xmlns:w="http://schemas.openxmlformats.org/wordprocessingml/2006/main" xmlns:wne="http://schemas.microsoft.com/office/word/2006/wordml" xmlns:wp14="http://schemas.microsoft.com/office/word/2010/wordprocessingDrawing" xmlns:wp="http://schemas.openxmlformats.org/drawingml/2006/wordprocessingDrawing" xmlns:wpc="http://schemas.microsoft.com/office/word/2010/wordprocessingCanvas" xmlns:wpg="http://schemas.microsoft.com/office/word/2010/wordprocessingGroup" xmlns:wpi="http://schemas.microsoft.com/office/word/2010/wordprocessingInk" xmlns:wps="http://schemas.microsoft.com/office/word/2010/wordprocessingShape" mc:Ignorable="w14 wp14">
+  <w:p>
+    <w:pPr>
+      <w:pStyle w:val="Header"/>
+    </w:pPr>
+  </w:p>
+</w:hdr>
+</file>
+
+<file path=word/header3.xml><?xml version="1.0" encoding="utf-8"?>
+<w:hdr xmlns:m="http://schemas.openxmlformats.org/officeDocument/2006/math" xmlns:mc="http://schemas.openxmlformats.org/markup-compatibility/2006" xmlns:mo="http://schemas.microsoft.com/office/mac/office/2008/main" xmlns:mv="urn:schemas-microsoft-com:mac:vml" xmlns:o="urn:schemas-microsoft-com:office:office" xmlns:r="http://schemas.openxmlformats.org/officeDocument/2006/relationships" xmlns:v="urn:schemas-microsoft-com:vml" xmlns:w10="urn:schemas-microsoft-com:office:word" xmlns:w14="http://schemas.microsoft.com/office/word/2010/wordml" xmlns:w="http://schemas.openxmlformats.org/wordprocessingml/2006/main" xmlns:wne="http://schemas.microsoft.com/office/word/2006/wordml" xmlns:wp14="http://schemas.microsoft.com/office/word/2010/wordprocessingDrawing" xmlns:wp="http://schemas.openxmlformats.org/drawingml/2006/wordprocessingDrawing" xmlns:wpc="http://schemas.microsoft.com/office/word/2010/wordprocessingCanvas" xmlns:wpg="http://schemas.microsoft.com/office/word/2010/wordprocessingGroup" xmlns:wpi="http://schemas.microsoft.com/office/word/2010/wordprocessingInk" xmlns:wps="http://schemas.microsoft.com/office/word/2010/wordprocessingShape" mc:Ignorable="w14 wp14">
+  <w:p>
+    <w:pPr>
+      <w:pStyle w:val="Header"/>
+    </w:pPr>
+  </w:p>
+</w:hdr>
 </file>
 
 <file path=word/numbering.xml><?xml version="1.0" encoding="utf-8"?>
@@ -1044,6 +1508,18 @@
     <w:rPrDefault/>
     <w:pPrDefault/>
   </w:docDefaults>
+  <w:style w:type="paragraph" w:default="1" w:styleId="Normal">
+    <w:name w:val="Normal"/>
+    <w:qFormat/>
+    <w:pPr>
+      <w:spacing w:after="120" w:line="269" w:lineRule="auto"/>
+    </w:pPr>
+    <w:rPr>
+      <w:rFonts w:ascii="Calibri" w:hAnsi="Calibri" w:eastAsia="Calibri"/>
+      <w:color w:val="1F2933"/>
+      <w:sz w:val="21"/>
+    </w:rPr>
+  </w:style>
   <w:style w:type="paragraph" w:styleId="Title">
     <w:name w:val="Title"/>
     <w:basedOn w:val="Normal"/>
